--- a/docs/reports/10.8方案文档技术核对意见.docx
+++ b/docs/reports/10.8方案文档技术核对意见.docx
@@ -1851,7 +1851,7 @@
     </w:p>
     <w:bookmarkEnd w:id="16"/>
     <w:bookmarkEnd w:id="17"/>
-    <w:bookmarkStart w:id="18" w:name="三需要确认的口径评估能力的归属8002-与-8005"/>
+    <w:bookmarkStart w:id="18" w:name="三评估能力的归属口径已确认"/>
     <w:p>
       <w:pPr>
         <w:pStyle w:val="Heading2"/>
@@ -1860,7 +1860,61 @@
         <w:rPr>
           <w:rFonts w:hint="eastAsia"/>
         </w:rPr>
-        <w:t xml:space="preserve">三、需要确认的口径：评估能力的归属（8002</w:t>
+        <w:t xml:space="preserve">三、评估能力的归属口径（已确认）</w:t>
+      </w:r>
+    </w:p>
+    <w:p>
+      <w:pPr>
+        <w:pStyle w:val="FirstParagraph"/>
+      </w:pPr>
+      <w:r>
+        <w:rPr>
+          <w:rFonts w:hint="eastAsia"/>
+        </w:rPr>
+        <w:t xml:space="preserve">原稿与本仓库此前的表述不一致，现已确认统一：</w:t>
+      </w:r>
+      <w:r>
+        <w:rPr>
+          <w:rFonts w:hint="eastAsia"/>
+          <w:b/>
+          <w:bCs/>
+        </w:rPr>
+        <w:t xml:space="preserve">评估能力按</w:t>
+      </w:r>
+      <w:r>
+        <w:rPr>
+          <w:b/>
+          <w:bCs/>
+        </w:rPr>
+        <w:t xml:space="preserve"> AI </w:t>
+      </w:r>
+      <w:r>
+        <w:rPr>
+          <w:rFonts w:hint="eastAsia"/>
+          <w:b/>
+          <w:bCs/>
+        </w:rPr>
+        <w:t xml:space="preserve">对话与评估层（8005）叙述</w:t>
+      </w:r>
+      <w:r>
+        <w:t xml:space="preserve">。10.8 </w:t>
+      </w:r>
+      <w:r>
+        <w:rPr>
+          <w:rFonts w:hint="eastAsia"/>
+        </w:rPr>
+        <w:t xml:space="preserve">版文档的写法（4.1.1、4.1.3、4.3.4）不需要修改。</w:t>
+      </w:r>
+    </w:p>
+    <w:p>
+      <w:pPr>
+        <w:pStyle w:val="BodyText"/>
+      </w:pPr>
+      <w:r>
+        <w:rPr>
+          <w:rFonts w:hint="eastAsia"/>
+        </w:rPr>
+        <w:t xml:space="preserve">本仓库的提交材料已同步：「评估</w:t>
       </w:r>
       <w:r>
         <w:t xml:space="preserve"> </w:t>
@@ -1869,7 +1923,7 @@
         <w:rPr>
           <w:rFonts w:hint="eastAsia"/>
         </w:rPr>
-        <w:t xml:space="preserve">与</w:t>
+        <w:t xml:space="preserve">8002」的三处表述全部改为</w:t>
       </w:r>
       <w:r>
         <w:t xml:space="preserve"> </w:t>
@@ -1878,18 +1932,16 @@
         <w:rPr>
           <w:rFonts w:hint="eastAsia"/>
         </w:rPr>
-        <w:t xml:space="preserve">8005）</w:t>
-      </w:r>
-    </w:p>
-    <w:p>
-      <w:pPr>
-        <w:pStyle w:val="FirstParagraph"/>
-      </w:pPr>
-      <w:r>
-        <w:rPr>
-          <w:rFonts w:hint="eastAsia"/>
-        </w:rPr>
-        <w:t xml:space="preserve">这一项不是文字问题，是两份材料之间的口径差异，需要统一后再同步。</w:t>
+        <w:t xml:space="preserve">8005（《项目的详细分工及过程》的端口分配表与阶段分工表、《项目简介</w:t>
+      </w:r>
+      <w:r>
+        <w:t xml:space="preserve"> PPT》P1 </w:t>
+      </w:r>
+      <w:r>
+        <w:rPr>
+          <w:rFonts w:hint="eastAsia"/>
+        </w:rPr>
+        <w:t xml:space="preserve">部分的服务进程列表）。</w:t>
       </w:r>
     </w:p>
     <w:p>
@@ -1897,31 +1949,19 @@
         <w:pStyle w:val="BodyText"/>
       </w:pPr>
       <w:r>
-        <w:t xml:space="preserve">10.8 </w:t>
-      </w:r>
-      <w:r>
-        <w:rPr>
-          <w:rFonts w:hint="eastAsia"/>
-        </w:rPr>
-        <w:t xml:space="preserve">版文档中，评估能力被统一叙述为</w:t>
-      </w:r>
-      <w:r>
-        <w:t xml:space="preserve"> AI </w:t>
-      </w:r>
-      <w:r>
-        <w:rPr>
-          <w:rFonts w:hint="eastAsia"/>
-        </w:rPr>
-        <w:t xml:space="preserve">对话与评估层（8005）的一部分（见</w:t>
+        <w:rPr>
+          <w:rFonts w:hint="eastAsia"/>
+        </w:rPr>
+        <w:t xml:space="preserve">有一处实现层面的现状需要说明，以免日后核对时产生疑问。启动脚本</w:t>
       </w:r>
       <w:r>
         <w:t xml:space="preserve"> </w:t>
       </w:r>
       <w:r>
         <w:rPr>
-          <w:rFonts w:hint="eastAsia"/>
-        </w:rPr>
-        <w:t xml:space="preserve">4.1.1、4.1.3、4.3.4），全文没有出现</w:t>
+          <w:rStyle w:val="VerbatimChar"/>
+        </w:rPr>
+        <w:t xml:space="preserve">backend/start.py</w:t>
       </w:r>
       <w:r>
         <w:t xml:space="preserve"> </w:t>
@@ -1930,52 +1970,28 @@
         <w:rPr>
           <w:rFonts w:hint="eastAsia"/>
         </w:rPr>
-        <w:t xml:space="preserve">8002。而项目仓库当前的交付形态是：</w:t>
+        <w:t xml:space="preserve">目前仍会拉起端口</w:t>
+      </w:r>
+      <w:r>
+        <w:t xml:space="preserve"> 8002 </w:t>
+      </w:r>
+      <w:r>
+        <w:rPr>
+          <w:rFonts w:hint="eastAsia"/>
+        </w:rPr>
+        <w:t xml:space="preserve">的旧评估服务（</w:t>
       </w:r>
       <w:r>
         <w:rPr>
           <w:rStyle w:val="VerbatimChar"/>
         </w:rPr>
-        <w:t xml:space="preserve">start.bat</w:t>
-      </w:r>
-      <w:r>
-        <w:t xml:space="preserve"> </w:t>
-      </w:r>
-      <w:r>
-        <w:rPr>
-          <w:rFonts w:hint="eastAsia"/>
-        </w:rPr>
-        <w:t xml:space="preserve">拉起的是独立的</w:t>
-      </w:r>
-      <w:r>
-        <w:t xml:space="preserve"> P3 </w:t>
-      </w:r>
-      <w:r>
-        <w:rPr>
-          <w:rFonts w:hint="eastAsia"/>
-        </w:rPr>
-        <w:t xml:space="preserve">评估服务（Flask，端口</w:t>
-      </w:r>
-      <w:r>
-        <w:t xml:space="preserve"> </w:t>
-      </w:r>
-      <w:r>
-        <w:rPr>
-          <w:rFonts w:hint="eastAsia"/>
-        </w:rPr>
-        <w:t xml:space="preserve">8002），8005</w:t>
-      </w:r>
-      <w:r>
-        <w:t xml:space="preserve"> </w:t>
-      </w:r>
-      <w:r>
-        <w:rPr>
-          <w:rFonts w:hint="eastAsia"/>
-        </w:rPr>
-        <w:t xml:space="preserve">是可选链路（配置项</w:t>
-      </w:r>
-      <w:r>
-        <w:t xml:space="preserve"> </w:t>
+        <w:t xml:space="preserve">evaluator_new</w:t>
+      </w:r>
+      <w:r>
+        <w:rPr>
+          <w:rFonts w:hint="eastAsia"/>
+        </w:rPr>
+        <w:t xml:space="preserve">），它是引擎链路启用前的实现，在当前配置（</w:t>
       </w:r>
       <w:r>
         <w:rPr>
@@ -1987,341 +2003,7 @@
         <w:rPr>
           <w:rFonts w:hint="eastAsia"/>
         </w:rPr>
-        <w:t xml:space="preserve">，默认关闭）。</w:t>
-      </w:r>
-    </w:p>
-    <w:p>
-      <w:pPr>
-        <w:pStyle w:val="BodyText"/>
-      </w:pPr>
-      <w:r>
-        <w:rPr>
-          <w:rFonts w:hint="eastAsia"/>
-        </w:rPr>
-        <w:t xml:space="preserve">两套服务都真实存在，各自承担评分，区别在于链路：</w:t>
-      </w:r>
-    </w:p>
-    <w:tbl>
-      <w:tblPr>
-        <w:tblStyle w:val="Table"/>
-        <w:tblW w:type="auto" w:w="0"/>
-        <w:tblLook w:firstRow="1" w:lastRow="0" w:firstColumn="0" w:lastColumn="0" w:noHBand="0" w:noVBand="0" w:val="0020"/>
-      </w:tblPr>
-      <w:tblGrid>
-        <w:gridCol w:w="2640"/>
-        <w:gridCol w:w="2640"/>
-        <w:gridCol w:w="2640"/>
-      </w:tblGrid>
-      <w:tr>
-        <w:trPr>
-          <w:tblHeader w:val="on"/>
-        </w:trPr>
-        <w:tc>
-          <w:tcPr/>
-          <w:p>
-            <w:pPr>
-              <w:pStyle w:val="Compact"/>
-            </w:pPr>
-          </w:p>
-        </w:tc>
-        <w:tc>
-          <w:tcPr/>
-          <w:p>
-            <w:pPr>
-              <w:pStyle w:val="Compact"/>
-              <w:jc w:val="left"/>
-            </w:pPr>
-            <w:r>
-              <w:rPr>
-                <w:rFonts w:hint="eastAsia"/>
-              </w:rPr>
-              <w:t xml:space="preserve">默认链路</w:t>
-            </w:r>
-          </w:p>
-        </w:tc>
-        <w:tc>
-          <w:tcPr/>
-          <w:p>
-            <w:pPr>
-              <w:pStyle w:val="Compact"/>
-              <w:jc w:val="left"/>
-            </w:pPr>
-            <w:r>
-              <w:rPr>
-                <w:rFonts w:hint="eastAsia"/>
-              </w:rPr>
-              <w:t xml:space="preserve">引擎链路（8005）</w:t>
-            </w:r>
-          </w:p>
-        </w:tc>
-      </w:tr>
-      <w:tr>
-        <w:tc>
-          <w:tcPr/>
-          <w:p>
-            <w:pPr>
-              <w:pStyle w:val="Compact"/>
-              <w:jc w:val="left"/>
-            </w:pPr>
-            <w:r>
-              <w:rPr>
-                <w:rFonts w:hint="eastAsia"/>
-              </w:rPr>
-              <w:t xml:space="preserve">触发方式</w:t>
-            </w:r>
-          </w:p>
-        </w:tc>
-        <w:tc>
-          <w:tcPr/>
-          <w:p>
-            <w:pPr>
-              <w:pStyle w:val="Compact"/>
-              <w:jc w:val="left"/>
-            </w:pPr>
-            <w:r>
-              <w:rPr>
-                <w:rStyle w:val="VerbatimChar"/>
-              </w:rPr>
-              <w:t xml:space="preserve">DIALOGUE_ENGINE</w:t>
-            </w:r>
-            <w:r>
-              <w:t xml:space="preserve"> </w:t>
-            </w:r>
-            <w:r>
-              <w:rPr>
-                <w:rFonts w:hint="eastAsia"/>
-              </w:rPr>
-              <w:t xml:space="preserve">留空</w:t>
-            </w:r>
-          </w:p>
-        </w:tc>
-        <w:tc>
-          <w:tcPr/>
-          <w:p>
-            <w:pPr>
-              <w:pStyle w:val="Compact"/>
-              <w:jc w:val="left"/>
-            </w:pPr>
-            <w:r>
-              <w:rPr>
-                <w:rStyle w:val="VerbatimChar"/>
-              </w:rPr>
-              <w:t xml:space="preserve">DIALOGUE_ENGINE=a11</w:t>
-            </w:r>
-          </w:p>
-        </w:tc>
-      </w:tr>
-      <w:tr>
-        <w:tc>
-          <w:tcPr/>
-          <w:p>
-            <w:pPr>
-              <w:pStyle w:val="Compact"/>
-              <w:jc w:val="left"/>
-            </w:pPr>
-            <w:r>
-              <w:rPr>
-                <w:rFonts w:hint="eastAsia"/>
-              </w:rPr>
-              <w:t xml:space="preserve">出题</w:t>
-            </w:r>
-          </w:p>
-        </w:tc>
-        <w:tc>
-          <w:tcPr/>
-          <w:p>
-            <w:pPr>
-              <w:pStyle w:val="Compact"/>
-              <w:jc w:val="left"/>
-            </w:pPr>
-            <w:r>
-              <w:rPr>
-                <w:rFonts w:hint="eastAsia"/>
-              </w:rPr>
-              <w:t xml:space="preserve">题库策略（本仓库）</w:t>
-            </w:r>
-          </w:p>
-        </w:tc>
-        <w:tc>
-          <w:tcPr/>
-          <w:p>
-            <w:pPr>
-              <w:pStyle w:val="Compact"/>
-              <w:jc w:val="left"/>
-            </w:pPr>
-            <w:r>
-              <w:rPr>
-                <w:rFonts w:hint="eastAsia"/>
-              </w:rPr>
-              <w:t xml:space="preserve">对话层内部</w:t>
-            </w:r>
-          </w:p>
-        </w:tc>
-      </w:tr>
-      <w:tr>
-        <w:tc>
-          <w:tcPr/>
-          <w:p>
-            <w:pPr>
-              <w:pStyle w:val="Compact"/>
-              <w:jc w:val="left"/>
-            </w:pPr>
-            <w:r>
-              <w:rPr>
-                <w:rFonts w:hint="eastAsia"/>
-              </w:rPr>
-              <w:t xml:space="preserve">评估</w:t>
-            </w:r>
-          </w:p>
-        </w:tc>
-        <w:tc>
-          <w:tcPr/>
-          <w:p>
-            <w:pPr>
-              <w:pStyle w:val="Compact"/>
-              <w:jc w:val="left"/>
-            </w:pPr>
-            <w:r>
-              <w:rPr>
-                <w:rFonts w:hint="eastAsia"/>
-              </w:rPr>
-              <w:t xml:space="preserve">独立评估服务（8002）</w:t>
-            </w:r>
-          </w:p>
-        </w:tc>
-        <w:tc>
-          <w:tcPr/>
-          <w:p>
-            <w:pPr>
-              <w:pStyle w:val="Compact"/>
-              <w:jc w:val="left"/>
-            </w:pPr>
-            <w:r>
-              <w:rPr>
-                <w:rFonts w:hint="eastAsia"/>
-              </w:rPr>
-              <w:t xml:space="preserve">对话层内部</w:t>
-            </w:r>
-          </w:p>
-        </w:tc>
-      </w:tr>
-      <w:tr>
-        <w:tc>
-          <w:tcPr/>
-          <w:p>
-            <w:pPr>
-              <w:pStyle w:val="Compact"/>
-              <w:jc w:val="left"/>
-            </w:pPr>
-            <w:r>
-              <w:rPr>
-                <w:rFonts w:hint="eastAsia"/>
-              </w:rPr>
-              <w:t xml:space="preserve">轮数</w:t>
-            </w:r>
-          </w:p>
-        </w:tc>
-        <w:tc>
-          <w:tcPr/>
-          <w:p>
-            <w:pPr>
-              <w:pStyle w:val="Compact"/>
-              <w:jc w:val="left"/>
-            </w:pPr>
-            <w:r>
-              <w:t xml:space="preserve">7 </w:t>
-            </w:r>
-            <w:r>
-              <w:rPr>
-                <w:rFonts w:hint="eastAsia"/>
-              </w:rPr>
-              <w:t xml:space="preserve">轮（1</w:t>
-            </w:r>
-            <w:r>
-              <w:t xml:space="preserve"> </w:t>
-            </w:r>
-            <w:r>
-              <w:rPr>
-                <w:rFonts w:hint="eastAsia"/>
-              </w:rPr>
-              <w:t xml:space="preserve">开场</w:t>
-            </w:r>
-            <w:r>
-              <w:t xml:space="preserve"> + </w:t>
-            </w:r>
-            <w:r>
-              <w:rPr>
-                <w:rFonts w:hint="eastAsia"/>
-              </w:rPr>
-              <w:t xml:space="preserve">最多</w:t>
-            </w:r>
-            <w:r>
-              <w:t xml:space="preserve"> 6 </w:t>
-            </w:r>
-            <w:r>
-              <w:rPr>
-                <w:rFonts w:hint="eastAsia"/>
-              </w:rPr>
-              <w:t xml:space="preserve">追问）</w:t>
-            </w:r>
-          </w:p>
-        </w:tc>
-        <w:tc>
-          <w:tcPr/>
-          <w:p>
-            <w:pPr>
-              <w:pStyle w:val="Compact"/>
-              <w:jc w:val="left"/>
-            </w:pPr>
-            <w:r>
-              <w:t xml:space="preserve">10 </w:t>
-            </w:r>
-            <w:r>
-              <w:rPr>
-                <w:rFonts w:hint="eastAsia"/>
-              </w:rPr>
-              <w:t xml:space="preserve">题（3/5/2</w:t>
-            </w:r>
-            <w:r>
-              <w:t xml:space="preserve"> </w:t>
-            </w:r>
-            <w:r>
-              <w:rPr>
-                <w:rFonts w:hint="eastAsia"/>
-              </w:rPr>
-              <w:t xml:space="preserve">阶段）</w:t>
-            </w:r>
-          </w:p>
-        </w:tc>
-      </w:tr>
-    </w:tbl>
-    <w:p>
-      <w:pPr>
-        <w:pStyle w:val="BodyText"/>
-      </w:pPr>
-      <w:r>
-        <w:rPr>
-          <w:rFonts w:hint="eastAsia"/>
-        </w:rPr>
-        <w:t xml:space="preserve">请团队确定对外叙述按哪一种（或按「两条链路」并列叙述），确定后</w:t>
-      </w:r>
-      <w:r>
-        <w:t xml:space="preserve"> 10.8 </w:t>
-      </w:r>
-      <w:r>
-        <w:rPr>
-          <w:rFonts w:hint="eastAsia"/>
-        </w:rPr>
-        <w:t xml:space="preserve">版文档与本仓库的提交材料同步修改。目前提交材料（《项目的详细分工及过程》表</w:t>
-      </w:r>
-      <w:r>
-        <w:t xml:space="preserve"> </w:t>
-      </w:r>
-      <w:r>
-        <w:rPr>
-          <w:rFonts w:hint="eastAsia"/>
-        </w:rPr>
-        <w:t xml:space="preserve">2-2）写的是「评估能力（8002）」。</w:t>
+        <w:t xml:space="preserve">）下不参与评分。材料不提及该进程；若核对启动日志时被问及，可按「引擎链路启用前的保留实现，当前不启用」说明。</w:t>
       </w:r>
     </w:p>
     <w:p>
